--- a/paper/gateio_final_v2.docx
+++ b/paper/gateio_final_v2.docx
@@ -81,7 +81,7 @@
           <w:sz w:val="22"/>
           <w:szCs w:val="22"/>
         </w:rPr>
-        <w:t xml:space="preserve">Preprint — submitted to arXiv, 2025</w:t>
+        <w:t xml:space="preserve">Preprint — submitted to arXiv, 2026</w:t>
       </w:r>
     </w:p>
     <w:p>
